--- a/tillsyn/A 34041-2026 tillsynsbegäran.docx
+++ b/tillsyn/A 34041-2026 tillsynsbegäran.docx
@@ -238,7 +238,7 @@
     <w:r>
       <w:tab/>
       <w:tab/>
-      <w:t>2026-08-19</w:t>
+      <w:t>2026-08-20</w:t>
       <w:br/>
       <w:br/>
     </w:r>

--- a/tillsyn/A 34041-2026 tillsynsbegäran.docx
+++ b/tillsyn/A 34041-2026 tillsynsbegäran.docx
@@ -238,7 +238,7 @@
     <w:r>
       <w:tab/>
       <w:tab/>
-      <w:t>2026-08-20</w:t>
+      <w:t>2026-08-21</w:t>
       <w:br/>
       <w:br/>
     </w:r>

--- a/tillsyn/A 34041-2026 tillsynsbegäran.docx
+++ b/tillsyn/A 34041-2026 tillsynsbegäran.docx
@@ -238,7 +238,7 @@
     <w:r>
       <w:tab/>
       <w:tab/>
-      <w:t>2026-08-21</w:t>
+      <w:t>2026-08-22</w:t>
       <w:br/>
       <w:br/>
     </w:r>
